--- a/fixtures/docx/cmt-basic.docx
+++ b/fixtures/docx/cmt-basic.docx
@@ -101,7 +101,7 @@
 
 <file path=word/comments.xml><?xml version="1.0" encoding="utf-8"?>
 <w:comments xmlns:wpc="http://schemas.microsoft.com/office/word/2010/wordprocessingCanvas" xmlns:cx="http://schemas.microsoft.com/office/drawing/2014/chartex" xmlns:cx1="http://schemas.microsoft.com/office/drawing/2015/9/8/chartex" xmlns:cx2="http://schemas.microsoft.com/office/drawing/2015/10/21/chartex" xmlns:cx3="http://schemas.microsoft.com/office/drawing/2016/5/9/chartex" xmlns:cx4="http://schemas.microsoft.com/office/drawing/2016/5/10/chartex" xmlns:cx5="http://schemas.microsoft.com/office/drawing/2016/5/11/chartex" xmlns:cx6="http://schemas.microsoft.com/office/drawing/2016/5/12/chartex" xmlns:cx7="http://schemas.microsoft.com/office/drawing/2016/5/13/chartex" xmlns:cx8="http://schemas.microsoft.com/office/drawing/2016/5/14/chartex" xmlns:mc="http://schemas.openxmlformats.org/markup-compatibility/2006" xmlns:aink="http://schemas.microsoft.com/office/drawing/2016/ink" xmlns:am3d="http://schemas.microsoft.com/office/drawing/2017/model3d" xmlns:o="urn:schemas-microsoft-com:office:office" xmlns:oel="http://schemas.microsoft.com/office/2019/extlst" xmlns:r="http://schemas.openxmlformats.org/officeDocument/2006/relationships" xmlns:m="http://schemas.openxmlformats.org/officeDocument/2006/math" xmlns:v="urn:schemas-microsoft-com:vml" xmlns:wp14="http://schemas.microsoft.com/office/word/2010/wordprocessingDrawing" xmlns:wp="http://schemas.openxmlformats.org/drawingml/2006/wordprocessingDrawing" xmlns:w10="urn:schemas-microsoft-com:office:word" xmlns:w="http://schemas.openxmlformats.org/wordprocessingml/2006/main" xmlns:w14="http://schemas.microsoft.com/office/word/2010/wordml" xmlns:w15="http://schemas.microsoft.com/office/word/2012/wordml" xmlns:w16cex="http://schemas.microsoft.com/office/word/2018/wordml/cex" xmlns:w16cid="http://schemas.microsoft.com/office/word/2016/wordml/cid" xmlns:w16="http://schemas.microsoft.com/office/word/2018/wordml" xmlns:w16du="http://schemas.microsoft.com/office/word/2023/wordml/word16du" xmlns:w16sdtdh="http://schemas.microsoft.com/office/word/2020/wordml/sdtdatahash" xmlns:w16sdtfl="http://schemas.microsoft.com/office/word/2024/wordml/sdtformatlock" xmlns:w16se="http://schemas.microsoft.com/office/word/2015/wordml/symex" xmlns:wpg="http://schemas.microsoft.com/office/word/2010/wordprocessingGroup" xmlns:wpi="http://schemas.microsoft.com/office/word/2010/wordprocessingInk" xmlns:wne="http://schemas.microsoft.com/office/word/2006/wordml" xmlns:wps="http://schemas.microsoft.com/office/word/2010/wordprocessingShape" mc:Ignorable="w14 w15 w16se w16cid w16 w16cex w16sdtdh w16sdtfl w16du wp14">
-  <w:comment w:id="0" w:author="Author A" w:date="2026-10-11T15:20:00Z" w:initials="AA">
+  <w:comment w:id="0" w:author="Author A" w:date="2026-10-11T18:21:00Z" w:initials="AA">
     <w:p>
       <w:pPr>
         <w:pStyle w:val="CommentText"/>
@@ -117,7 +117,7 @@
       </w:r>
     </w:p>
   </w:comment>
-  <w:comment w:id="1" w:author="Author A" w:date="2026-10-11T15:20:00Z" w:initials="AA">
+  <w:comment w:id="1" w:author="Author A" w:date="2026-10-11T18:21:00Z" w:initials="AA">
     <w:p>
       <w:pPr>
         <w:pStyle w:val="CommentText"/>
@@ -133,7 +133,7 @@
       </w:r>
     </w:p>
   </w:comment>
-  <w:comment w:id="2" w:author="Author A" w:date="2026-10-11T15:20:00Z" w:initials="AA">
+  <w:comment w:id="2" w:author="Author A" w:date="2026-10-11T18:21:00Z" w:initials="AA">
     <w:p>
       <w:pPr>
         <w:pStyle w:val="CommentText"/>
@@ -149,7 +149,7 @@
       </w:r>
     </w:p>
   </w:comment>
-  <w:comment w:id="3" w:author="Author A" w:date="2026-10-11T15:20:00Z" w:initials="AA">
+  <w:comment w:id="3" w:author="Author A" w:date="2026-10-11T18:21:00Z" w:initials="AA">
     <w:p>
       <w:pPr>
         <w:pStyle w:val="CommentText"/>
@@ -165,7 +165,7 @@
       </w:r>
     </w:p>
   </w:comment>
-  <w:comment w:id="4" w:author="Author A" w:date="2026-10-11T15:20:00Z" w:initials="AA">
+  <w:comment w:id="4" w:author="Author A" w:date="2026-10-11T18:21:00Z" w:initials="AA">
     <w:p>
       <w:pPr>
         <w:pStyle w:val="CommentText"/>
@@ -181,7 +181,7 @@
       </w:r>
     </w:p>
   </w:comment>
-  <w:comment w:id="5" w:author="Author A" w:date="2026-10-11T15:20:00Z" w:initials="AA">
+  <w:comment w:id="5" w:author="Author A" w:date="2026-10-11T18:21:00Z" w:initials="AA">
     <w:p>
       <w:pPr>
         <w:pStyle w:val="CommentText"/>
@@ -210,34 +210,34 @@
 
 <file path=word/commentsExtended.xml><?xml version="1.0" encoding="utf-8"?>
 <w15:commentsEx xmlns:wpc="http://schemas.microsoft.com/office/word/2010/wordprocessingCanvas" xmlns:cx="http://schemas.microsoft.com/office/drawing/2014/chartex" xmlns:cx1="http://schemas.microsoft.com/office/drawing/2015/9/8/chartex" xmlns:cx2="http://schemas.microsoft.com/office/drawing/2015/10/21/chartex" xmlns:cx3="http://schemas.microsoft.com/office/drawing/2016/5/9/chartex" xmlns:cx4="http://schemas.microsoft.com/office/drawing/2016/5/10/chartex" xmlns:cx5="http://schemas.microsoft.com/office/drawing/2016/5/11/chartex" xmlns:cx6="http://schemas.microsoft.com/office/drawing/2016/5/12/chartex" xmlns:cx7="http://schemas.microsoft.com/office/drawing/2016/5/13/chartex" xmlns:cx8="http://schemas.microsoft.com/office/drawing/2016/5/14/chartex" xmlns:mc="http://schemas.openxmlformats.org/markup-compatibility/2006" xmlns:aink="http://schemas.microsoft.com/office/drawing/2016/ink" xmlns:am3d="http://schemas.microsoft.com/office/drawing/2017/model3d" xmlns:o="urn:schemas-microsoft-com:office:office" xmlns:oel="http://schemas.microsoft.com/office/2019/extlst" xmlns:r="http://schemas.openxmlformats.org/officeDocument/2006/relationships" xmlns:m="http://schemas.openxmlformats.org/officeDocument/2006/math" xmlns:v="urn:schemas-microsoft-com:vml" xmlns:wp14="http://schemas.microsoft.com/office/word/2010/wordprocessingDrawing" xmlns:wp="http://schemas.openxmlformats.org/drawingml/2006/wordprocessingDrawing" xmlns:w10="urn:schemas-microsoft-com:office:word" xmlns:w="http://schemas.openxmlformats.org/wordprocessingml/2006/main" xmlns:w14="http://schemas.microsoft.com/office/word/2010/wordml" xmlns:w15="http://schemas.microsoft.com/office/word/2012/wordml" xmlns:w16cex="http://schemas.microsoft.com/office/word/2018/wordml/cex" xmlns:w16cid="http://schemas.microsoft.com/office/word/2016/wordml/cid" xmlns:w16="http://schemas.microsoft.com/office/word/2018/wordml" xmlns:w16du="http://schemas.microsoft.com/office/word/2023/wordml/word16du" xmlns:w16sdtdh="http://schemas.microsoft.com/office/word/2020/wordml/sdtdatahash" xmlns:w16sdtfl="http://schemas.microsoft.com/office/word/2024/wordml/sdtformatlock" xmlns:w16se="http://schemas.microsoft.com/office/word/2015/wordml/symex" xmlns:wpg="http://schemas.microsoft.com/office/word/2010/wordprocessingGroup" xmlns:wpi="http://schemas.microsoft.com/office/word/2010/wordprocessingInk" xmlns:wne="http://schemas.microsoft.com/office/word/2006/wordml" xmlns:wps="http://schemas.microsoft.com/office/word/2010/wordprocessingShape" mc:Ignorable="w14 w15 w16se w16cid w16 w16cex w16sdtdh w16sdtfl w16du wp14">
-  <w15:commentEx w15:paraId="5399DF71" w15:done="0"/>
-  <w15:commentEx w15:paraId="17F1B0F9" w15:paraIdParent="5399DF71" w15:done="0"/>
-  <w15:commentEx w15:paraId="19CEC0A2" w15:paraIdParent="5399DF71" w15:done="0"/>
-  <w15:commentEx w15:paraId="60B4BC27" w15:done="1"/>
-  <w15:commentEx w15:paraId="154F5DF8" w15:paraIdParent="60B4BC27" w15:done="1"/>
-  <w15:commentEx w15:paraId="69A8C00B" w15:done="0"/>
+  <w15:commentEx w15:paraId="62D59A08" w15:done="0"/>
+  <w15:commentEx w15:paraId="682AED47" w15:paraIdParent="62D59A08" w15:done="0"/>
+  <w15:commentEx w15:paraId="4534BFC5" w15:paraIdParent="62D59A08" w15:done="0"/>
+  <w15:commentEx w15:paraId="4ADA25EB" w15:done="1"/>
+  <w15:commentEx w15:paraId="764B352F" w15:paraIdParent="4ADA25EB" w15:done="1"/>
+  <w15:commentEx w15:paraId="2547B3D7" w15:done="0"/>
 </w15:commentsEx>
 </file>
 
 <file path=word/commentsExtensible.xml><?xml version="1.0" encoding="utf-8"?>
 <w16cex:commentsExtensible xmlns:wpc="http://schemas.microsoft.com/office/word/2010/wordprocessingCanvas" xmlns:cx="http://schemas.microsoft.com/office/drawing/2014/chartex" xmlns:cx1="http://schemas.microsoft.com/office/drawing/2015/9/8/chartex" xmlns:cx2="http://schemas.microsoft.com/office/drawing/2015/10/21/chartex" xmlns:cx3="http://schemas.microsoft.com/office/drawing/2016/5/9/chartex" xmlns:cx4="http://schemas.microsoft.com/office/drawing/2016/5/10/chartex" xmlns:cx5="http://schemas.microsoft.com/office/drawing/2016/5/11/chartex" xmlns:cx6="http://schemas.microsoft.com/office/drawing/2016/5/12/chartex" xmlns:cx7="http://schemas.microsoft.com/office/drawing/2016/5/13/chartex" xmlns:cx8="http://schemas.microsoft.com/office/drawing/2016/5/14/chartex" xmlns:cr="http://schemas.microsoft.com/office/comments/2020/reactions" xmlns:mc="http://schemas.openxmlformats.org/markup-compatibility/2006" xmlns:aink="http://schemas.microsoft.com/office/drawing/2016/ink" xmlns:am3d="http://schemas.microsoft.com/office/drawing/2017/model3d" xmlns:o="urn:schemas-microsoft-com:office:office" xmlns:oel="http://schemas.microsoft.com/office/2019/extlst" xmlns:r="http://schemas.openxmlformats.org/officeDocument/2006/relationships" xmlns:m="http://schemas.openxmlformats.org/officeDocument/2006/math" xmlns:v="urn:schemas-microsoft-com:vml" xmlns:wp14="http://schemas.microsoft.com/office/word/2010/wordprocessingDrawing" xmlns:wp="http://schemas.openxmlformats.org/drawingml/2006/wordprocessingDrawing" xmlns:w10="urn:schemas-microsoft-com:office:word" xmlns:w="http://schemas.openxmlformats.org/wordprocessingml/2006/main" xmlns:w14="http://schemas.microsoft.com/office/word/2010/wordml" xmlns:w15="http://schemas.microsoft.com/office/word/2012/wordml" xmlns:w16cex="http://schemas.microsoft.com/office/word/2018/wordml/cex" xmlns:w16cid="http://schemas.microsoft.com/office/word/2016/wordml/cid" xmlns:w16="http://schemas.microsoft.com/office/word/2018/wordml" xmlns:w16du="http://schemas.microsoft.com/office/word/2023/wordml/word16du" xmlns:w16sdtdh="http://schemas.microsoft.com/office/word/2020/wordml/sdtdatahash" xmlns:w16sdtfl="http://schemas.microsoft.com/office/word/2024/wordml/sdtformatlock" xmlns:w16se="http://schemas.microsoft.com/office/word/2015/wordml/symex" xmlns:wpg="http://schemas.microsoft.com/office/word/2010/wordprocessingGroup" xmlns:wpi="http://schemas.microsoft.com/office/word/2010/wordprocessingInk" xmlns:wne="http://schemas.microsoft.com/office/word/2006/wordml" xmlns:wps="http://schemas.microsoft.com/office/word/2010/wordprocessingShape" mc:Ignorable="w14 w15 w16se w16cid w16 w16cex w16sdtdh w16sdtfl cr w16du wp14">
-  <w16cex:commentExtensible w16cex:durableId="2FCE7A30" w16cex:dateUtc="2026-10-11T14:20:00Z"/>
-  <w16cex:commentExtensible w16cex:durableId="0FCCAE27" w16cex:dateUtc="2026-10-11T14:20:00Z"/>
-  <w16cex:commentExtensible w16cex:durableId="07A52BE4" w16cex:dateUtc="2026-10-11T14:20:00Z"/>
-  <w16cex:commentExtensible w16cex:durableId="2B944E22" w16cex:dateUtc="2026-10-11T14:20:00Z"/>
-  <w16cex:commentExtensible w16cex:durableId="32082703" w16cex:dateUtc="2026-10-11T14:20:00Z"/>
-  <w16cex:commentExtensible w16cex:durableId="128CB612" w16cex:dateUtc="2026-10-11T14:20:00Z"/>
+  <w16cex:commentExtensible w16cex:durableId="505A9A81" w16cex:dateUtc="2026-10-11T17:21:00Z"/>
+  <w16cex:commentExtensible w16cex:durableId="16153ACD" w16cex:dateUtc="2026-10-11T17:21:00Z"/>
+  <w16cex:commentExtensible w16cex:durableId="61EE641A" w16cex:dateUtc="2026-10-11T17:21:00Z"/>
+  <w16cex:commentExtensible w16cex:durableId="3DA57571" w16cex:dateUtc="2026-10-11T17:21:00Z"/>
+  <w16cex:commentExtensible w16cex:durableId="0E547E56" w16cex:dateUtc="2026-10-11T17:21:00Z"/>
+  <w16cex:commentExtensible w16cex:durableId="33A61026" w16cex:dateUtc="2026-10-11T17:21:00Z"/>
 </w16cex:commentsExtensible>
 </file>
 
 <file path=word/commentsIds.xml><?xml version="1.0" encoding="utf-8"?>
 <w16cid:commentsIds xmlns:wpc="http://schemas.microsoft.com/office/word/2010/wordprocessingCanvas" xmlns:cx="http://schemas.microsoft.com/office/drawing/2014/chartex" xmlns:cx1="http://schemas.microsoft.com/office/drawing/2015/9/8/chartex" xmlns:cx2="http://schemas.microsoft.com/office/drawing/2015/10/21/chartex" xmlns:cx3="http://schemas.microsoft.com/office/drawing/2016/5/9/chartex" xmlns:cx4="http://schemas.microsoft.com/office/drawing/2016/5/10/chartex" xmlns:cx5="http://schemas.microsoft.com/office/drawing/2016/5/11/chartex" xmlns:cx6="http://schemas.microsoft.com/office/drawing/2016/5/12/chartex" xmlns:cx7="http://schemas.microsoft.com/office/drawing/2016/5/13/chartex" xmlns:cx8="http://schemas.microsoft.com/office/drawing/2016/5/14/chartex" xmlns:mc="http://schemas.openxmlformats.org/markup-compatibility/2006" xmlns:aink="http://schemas.microsoft.com/office/drawing/2016/ink" xmlns:am3d="http://schemas.microsoft.com/office/drawing/2017/model3d" xmlns:o="urn:schemas-microsoft-com:office:office" xmlns:oel="http://schemas.microsoft.com/office/2019/extlst" xmlns:r="http://schemas.openxmlformats.org/officeDocument/2006/relationships" xmlns:m="http://schemas.openxmlformats.org/officeDocument/2006/math" xmlns:v="urn:schemas-microsoft-com:vml" xmlns:wp14="http://schemas.microsoft.com/office/word/2010/wordprocessingDrawing" xmlns:wp="http://schemas.openxmlformats.org/drawingml/2006/wordprocessingDrawing" xmlns:w10="urn:schemas-microsoft-com:office:word" xmlns:w="http://schemas.openxmlformats.org/wordprocessingml/2006/main" xmlns:w14="http://schemas.microsoft.com/office/word/2010/wordml" xmlns:w15="http://schemas.microsoft.com/office/word/2012/wordml" xmlns:w16cex="http://schemas.microsoft.com/office/word/2018/wordml/cex" xmlns:w16cid="http://schemas.microsoft.com/office/word/2016/wordml/cid" xmlns:w16="http://schemas.microsoft.com/office/word/2018/wordml" xmlns:w16du="http://schemas.microsoft.com/office/word/2023/wordml/word16du" xmlns:w16sdtdh="http://schemas.microsoft.com/office/word/2020/wordml/sdtdatahash" xmlns:w16sdtfl="http://schemas.microsoft.com/office/word/2024/wordml/sdtformatlock" xmlns:w16se="http://schemas.microsoft.com/office/word/2015/wordml/symex" xmlns:wpg="http://schemas.microsoft.com/office/word/2010/wordprocessingGroup" xmlns:wpi="http://schemas.microsoft.com/office/word/2010/wordprocessingInk" xmlns:wne="http://schemas.microsoft.com/office/word/2006/wordml" xmlns:wps="http://schemas.microsoft.com/office/word/2010/wordprocessingShape" mc:Ignorable="w14 w15 w16se w16cid w16 w16cex w16sdtdh w16sdtfl w16du wp14">
-  <w16cid:commentId w16cid:paraId="5399DF71" w16cid:durableId="2FCE7A30"/>
-  <w16cid:commentId w16cid:paraId="17F1B0F9" w16cid:durableId="0FCCAE27"/>
-  <w16cid:commentId w16cid:paraId="19CEC0A2" w16cid:durableId="07A52BE4"/>
-  <w16cid:commentId w16cid:paraId="60B4BC27" w16cid:durableId="2B944E22"/>
-  <w16cid:commentId w16cid:paraId="154F5DF8" w16cid:durableId="32082703"/>
-  <w16cid:commentId w16cid:paraId="69A8C00B" w16cid:durableId="128CB612"/>
+  <w16cid:commentId w16cid:paraId="62D59A08" w16cid:durableId="505A9A81"/>
+  <w16cid:commentId w16cid:paraId="682AED47" w16cid:durableId="16153ACD"/>
+  <w16cid:commentId w16cid:paraId="4534BFC5" w16cid:durableId="61EE641A"/>
+  <w16cid:commentId w16cid:paraId="4ADA25EB" w16cid:durableId="3DA57571"/>
+  <w16cid:commentId w16cid:paraId="764B352F" w16cid:durableId="0E547E56"/>
+  <w16cid:commentId w16cid:paraId="2547B3D7" w16cid:durableId="33A61026"/>
 </w16cid:commentsIds>
 </file>
 
@@ -657,7 +657,7 @@
     <w:link w:val="Heading1Char"/>
     <w:uiPriority w:val="9"/>
     <w:qFormat/>
-    <w:rsid w:val="00435E79"/>
+    <w:rsid w:val="00C05511"/>
     <w:pPr>
       <w:keepNext/>
       <w:keepLines/>
@@ -680,7 +680,7 @@
     <w:semiHidden/>
     <w:unhideWhenUsed/>
     <w:qFormat/>
-    <w:rsid w:val="00435E79"/>
+    <w:rsid w:val="00C05511"/>
     <w:pPr>
       <w:keepNext/>
       <w:keepLines/>
@@ -703,7 +703,7 @@
     <w:semiHidden/>
     <w:unhideWhenUsed/>
     <w:qFormat/>
-    <w:rsid w:val="00435E79"/>
+    <w:rsid w:val="00C05511"/>
     <w:pPr>
       <w:keepNext/>
       <w:keepLines/>
@@ -726,7 +726,7 @@
     <w:semiHidden/>
     <w:unhideWhenUsed/>
     <w:qFormat/>
-    <w:rsid w:val="00435E79"/>
+    <w:rsid w:val="00C05511"/>
     <w:pPr>
       <w:keepNext/>
       <w:keepLines/>
@@ -749,7 +749,7 @@
     <w:semiHidden/>
     <w:unhideWhenUsed/>
     <w:qFormat/>
-    <w:rsid w:val="00435E79"/>
+    <w:rsid w:val="00C05511"/>
     <w:pPr>
       <w:keepNext/>
       <w:keepLines/>
@@ -770,7 +770,7 @@
     <w:semiHidden/>
     <w:unhideWhenUsed/>
     <w:qFormat/>
-    <w:rsid w:val="00435E79"/>
+    <w:rsid w:val="00C05511"/>
     <w:pPr>
       <w:keepNext/>
       <w:keepLines/>
@@ -793,7 +793,7 @@
     <w:semiHidden/>
     <w:unhideWhenUsed/>
     <w:qFormat/>
-    <w:rsid w:val="00435E79"/>
+    <w:rsid w:val="00C05511"/>
     <w:pPr>
       <w:keepNext/>
       <w:keepLines/>
@@ -814,7 +814,7 @@
     <w:semiHidden/>
     <w:unhideWhenUsed/>
     <w:qFormat/>
-    <w:rsid w:val="00435E79"/>
+    <w:rsid w:val="00C05511"/>
     <w:pPr>
       <w:keepNext/>
       <w:keepLines/>
@@ -837,7 +837,7 @@
     <w:semiHidden/>
     <w:unhideWhenUsed/>
     <w:qFormat/>
-    <w:rsid w:val="00435E79"/>
+    <w:rsid w:val="00C05511"/>
     <w:pPr>
       <w:keepNext/>
       <w:keepLines/>
@@ -881,7 +881,7 @@
     <w:basedOn w:val="DefaultParagraphFont"/>
     <w:link w:val="Heading1"/>
     <w:uiPriority w:val="9"/>
-    <w:rsid w:val="00435E79"/>
+    <w:rsid w:val="00C05511"/>
     <w:rPr>
       <w:rFonts w:asciiTheme="majorHAnsi" w:eastAsiaTheme="majorEastAsia" w:hAnsiTheme="majorHAnsi" w:cstheme="majorBidi"/>
       <w:color w:val="2F5496" w:themeColor="accent1" w:themeShade="BF"/>
@@ -895,7 +895,7 @@
     <w:link w:val="Heading2"/>
     <w:uiPriority w:val="9"/>
     <w:semiHidden/>
-    <w:rsid w:val="00435E79"/>
+    <w:rsid w:val="00C05511"/>
     <w:rPr>
       <w:rFonts w:asciiTheme="majorHAnsi" w:eastAsiaTheme="majorEastAsia" w:hAnsiTheme="majorHAnsi" w:cstheme="majorBidi"/>
       <w:color w:val="2F5496" w:themeColor="accent1" w:themeShade="BF"/>
@@ -909,7 +909,7 @@
     <w:link w:val="Heading3"/>
     <w:uiPriority w:val="9"/>
     <w:semiHidden/>
-    <w:rsid w:val="00435E79"/>
+    <w:rsid w:val="00C05511"/>
     <w:rPr>
       <w:rFonts w:eastAsiaTheme="majorEastAsia" w:cstheme="majorBidi"/>
       <w:color w:val="2F5496" w:themeColor="accent1" w:themeShade="BF"/>
@@ -923,7 +923,7 @@
     <w:link w:val="Heading4"/>
     <w:uiPriority w:val="9"/>
     <w:semiHidden/>
-    <w:rsid w:val="00435E79"/>
+    <w:rsid w:val="00C05511"/>
     <w:rPr>
       <w:rFonts w:eastAsiaTheme="majorEastAsia" w:cstheme="majorBidi"/>
       <w:i/>
@@ -937,7 +937,7 @@
     <w:link w:val="Heading5"/>
     <w:uiPriority w:val="9"/>
     <w:semiHidden/>
-    <w:rsid w:val="00435E79"/>
+    <w:rsid w:val="00C05511"/>
     <w:rPr>
       <w:rFonts w:eastAsiaTheme="majorEastAsia" w:cstheme="majorBidi"/>
       <w:color w:val="2F5496" w:themeColor="accent1" w:themeShade="BF"/>
@@ -949,7 +949,7 @@
     <w:link w:val="Heading6"/>
     <w:uiPriority w:val="9"/>
     <w:semiHidden/>
-    <w:rsid w:val="00435E79"/>
+    <w:rsid w:val="00C05511"/>
     <w:rPr>
       <w:rFonts w:eastAsiaTheme="majorEastAsia" w:cstheme="majorBidi"/>
       <w:i/>
@@ -963,7 +963,7 @@
     <w:link w:val="Heading7"/>
     <w:uiPriority w:val="9"/>
     <w:semiHidden/>
-    <w:rsid w:val="00435E79"/>
+    <w:rsid w:val="00C05511"/>
     <w:rPr>
       <w:rFonts w:eastAsiaTheme="majorEastAsia" w:cstheme="majorBidi"/>
       <w:color w:val="595959" w:themeColor="text1" w:themeTint="A6"/>
@@ -975,7 +975,7 @@
     <w:link w:val="Heading8"/>
     <w:uiPriority w:val="9"/>
     <w:semiHidden/>
-    <w:rsid w:val="00435E79"/>
+    <w:rsid w:val="00C05511"/>
     <w:rPr>
       <w:rFonts w:eastAsiaTheme="majorEastAsia" w:cstheme="majorBidi"/>
       <w:i/>
@@ -989,7 +989,7 @@
     <w:link w:val="Heading9"/>
     <w:uiPriority w:val="9"/>
     <w:semiHidden/>
-    <w:rsid w:val="00435E79"/>
+    <w:rsid w:val="00C05511"/>
     <w:rPr>
       <w:rFonts w:eastAsiaTheme="majorEastAsia" w:cstheme="majorBidi"/>
       <w:color w:val="272727" w:themeColor="text1" w:themeTint="D8"/>
@@ -1002,7 +1002,7 @@
     <w:link w:val="TitleChar"/>
     <w:uiPriority w:val="10"/>
     <w:qFormat/>
-    <w:rsid w:val="00435E79"/>
+    <w:rsid w:val="00C05511"/>
     <w:pPr>
       <w:spacing w:after="80" w:line="240" w:lineRule="auto"/>
       <w:contextualSpacing/>
@@ -1020,7 +1020,7 @@
     <w:basedOn w:val="DefaultParagraphFont"/>
     <w:link w:val="Title"/>
     <w:uiPriority w:val="10"/>
-    <w:rsid w:val="00435E79"/>
+    <w:rsid w:val="00C05511"/>
     <w:rPr>
       <w:rFonts w:asciiTheme="majorHAnsi" w:eastAsiaTheme="majorEastAsia" w:hAnsiTheme="majorHAnsi" w:cstheme="majorBidi"/>
       <w:spacing w:val="-10"/>
@@ -1036,7 +1036,7 @@
     <w:link w:val="SubtitleChar"/>
     <w:uiPriority w:val="11"/>
     <w:qFormat/>
-    <w:rsid w:val="00435E79"/>
+    <w:rsid w:val="00C05511"/>
     <w:pPr>
       <w:numPr>
         <w:ilvl w:val="1"/>
@@ -1055,7 +1055,7 @@
     <w:basedOn w:val="DefaultParagraphFont"/>
     <w:link w:val="Subtitle"/>
     <w:uiPriority w:val="11"/>
-    <w:rsid w:val="00435E79"/>
+    <w:rsid w:val="00C05511"/>
     <w:rPr>
       <w:rFonts w:eastAsiaTheme="majorEastAsia" w:cstheme="majorBidi"/>
       <w:color w:val="595959" w:themeColor="text1" w:themeTint="A6"/>
@@ -1071,7 +1071,7 @@
     <w:link w:val="QuoteChar"/>
     <w:uiPriority w:val="29"/>
     <w:qFormat/>
-    <w:rsid w:val="00435E79"/>
+    <w:rsid w:val="00C05511"/>
     <w:pPr>
       <w:spacing w:before="160"/>
       <w:jc w:val="center"/>
@@ -1087,7 +1087,7 @@
     <w:basedOn w:val="DefaultParagraphFont"/>
     <w:link w:val="Quote"/>
     <w:uiPriority w:val="29"/>
-    <w:rsid w:val="00435E79"/>
+    <w:rsid w:val="00C05511"/>
     <w:rPr>
       <w:i/>
       <w:iCs/>
@@ -1099,7 +1099,7 @@
     <w:basedOn w:val="Normal"/>
     <w:uiPriority w:val="34"/>
     <w:qFormat/>
-    <w:rsid w:val="00435E79"/>
+    <w:rsid w:val="00C05511"/>
     <w:pPr>
       <w:ind w:left="720"/>
       <w:contextualSpacing/>
@@ -1110,7 +1110,7 @@
     <w:basedOn w:val="DefaultParagraphFont"/>
     <w:uiPriority w:val="21"/>
     <w:qFormat/>
-    <w:rsid w:val="00435E79"/>
+    <w:rsid w:val="00C05511"/>
     <w:rPr>
       <w:i/>
       <w:iCs/>
@@ -1124,7 +1124,7 @@
     <w:link w:val="IntenseQuoteChar"/>
     <w:uiPriority w:val="30"/>
     <w:qFormat/>
-    <w:rsid w:val="00435E79"/>
+    <w:rsid w:val="00C05511"/>
     <w:pPr>
       <w:pBdr>
         <w:top w:val="single" w:sz="4" w:space="10" w:color="2F5496" w:themeColor="accent1" w:themeShade="BF"/>
@@ -1145,7 +1145,7 @@
     <w:basedOn w:val="DefaultParagraphFont"/>
     <w:link w:val="IntenseQuote"/>
     <w:uiPriority w:val="30"/>
-    <w:rsid w:val="00435E79"/>
+    <w:rsid w:val="00C05511"/>
     <w:rPr>
       <w:i/>
       <w:iCs/>
@@ -1157,7 +1157,7 @@
     <w:basedOn w:val="DefaultParagraphFont"/>
     <w:uiPriority w:val="32"/>
     <w:qFormat/>
-    <w:rsid w:val="00435E79"/>
+    <w:rsid w:val="00C05511"/>
     <w:rPr>
       <w:b/>
       <w:bCs/>
@@ -1172,7 +1172,7 @@
     <w:uiPriority w:val="99"/>
     <w:semiHidden/>
     <w:unhideWhenUsed/>
-    <w:rsid w:val="00435E79"/>
+    <w:rsid w:val="00C05511"/>
     <w:rPr>
       <w:sz w:val="16"/>
       <w:szCs w:val="16"/>
@@ -1185,7 +1185,7 @@
     <w:uiPriority w:val="99"/>
     <w:semiHidden/>
     <w:unhideWhenUsed/>
-    <w:rsid w:val="00435E79"/>
+    <w:rsid w:val="00C05511"/>
     <w:pPr>
       <w:spacing w:line="240" w:lineRule="auto"/>
     </w:pPr>
@@ -1200,7 +1200,7 @@
     <w:link w:val="CommentText"/>
     <w:uiPriority w:val="99"/>
     <w:semiHidden/>
-    <w:rsid w:val="00435E79"/>
+    <w:rsid w:val="00C05511"/>
     <w:rPr>
       <w:sz w:val="20"/>
       <w:szCs w:val="20"/>
@@ -1214,7 +1214,7 @@
     <w:uiPriority w:val="99"/>
     <w:semiHidden/>
     <w:unhideWhenUsed/>
-    <w:rsid w:val="00435E79"/>
+    <w:rsid w:val="00C05511"/>
     <w:rPr>
       <w:b/>
       <w:bCs/>
@@ -1226,7 +1226,7 @@
     <w:link w:val="CommentSubject"/>
     <w:uiPriority w:val="99"/>
     <w:semiHidden/>
-    <w:rsid w:val="00435E79"/>
+    <w:rsid w:val="00C05511"/>
     <w:rPr>
       <w:b/>
       <w:bCs/>
